--- a/pr-preview/pr-337/categorical-tests-handout-tracked-changes.docx
+++ b/pr-preview/pr-337/categorical-tests-handout-tracked-changes.docx
@@ -16,7 +16,7 @@
       </w:pPr>
       <w:del w:id="1" w:author="PR Preview" w:date="2026-01-01T00:00:00Z">
         <w:r>
-          <w:delText xml:space="preserve">Last modified: 2026-10-18 01:13:21 (PDT)</w:delText>
+          <w:delText xml:space="preserve">Last modified: 2026-10-18 11:21:26 (PDT)</w:delText>
         </w:r>
       </w:del>
     </w:p>
@@ -26,7 +26,7 @@
       </w:pPr>
       <w:ins w:id="2" w:author="PR Preview" w:date="2026-01-01T00:00:00Z">
         <w:r>
-          <w:t xml:space="preserve">Last modified: 2026-10-18 01:15:39 (PDT)</w:t>
+          <w:t xml:space="preserve">Last modified: 2026-10-18 11:27:25 (PDT)</w:t>
         </w:r>
       </w:ins>
     </w:p>
@@ -82,7 +82,7 @@
         <w:t xml:space="preserve"> </w:t>
       </w:r>
       <w:r>
-        <w:t xml:space="preserve">Vittinghoff et al. (2012)</w:t>
+        <w:t xml:space="preserve">Vittinghoff et al. [1]</w:t>
       </w:r>
       <w:r>
         <w:t xml:space="preserve">, Chapter 3.</w:t>
@@ -1315,7 +1315,7 @@
         </w:numPr>
       </w:pPr>
       <w:r>
-        <w:t xml:space="preserve">Hogg et al. (2019, sec. 7.3, pp. 323–328)</w:t>
+        <w:t xml:space="preserve">Hogg et al. [2, Sec. 7.3], pp. 323–328</w:t>
       </w:r>
       <w:r>
         <w:t xml:space="preserve"> </w:t>
@@ -1333,7 +1333,7 @@
         </w:numPr>
       </w:pPr>
       <w:r>
-        <w:t xml:space="preserve">Hogg et al. (2019, sec. 8.4, pp. 385–391)</w:t>
+        <w:t xml:space="preserve">Hogg et al. [2, Sec. 8.4], pp. 385–391</w:t>
       </w:r>
       <w:r>
         <w:t xml:space="preserve"> </w:t>
@@ -1672,7 +1672,7 @@
         <w:t xml:space="preserve"> </w:t>
       </w:r>
       <w:r>
-        <w:t xml:space="preserve">Wikipedia contributors (2026a)</w:t>
+        <w:t xml:space="preserve">Wikipedia contributors [3]</w:t>
       </w:r>
       <w:r>
         <w:t xml:space="preserve">.</w:t>
@@ -2399,7 +2399,7 @@
         <w:t xml:space="preserve"> </w:t>
       </w:r>
       <w:r>
-        <w:t xml:space="preserve">Wikipedia contributors (2026c)</w:t>
+        <w:t xml:space="preserve">Wikipedia contributors [4]</w:t>
       </w:r>
       <w:r>
         <w:t xml:space="preserve">.</w:t>
@@ -2602,7 +2602,7 @@
         <w:t xml:space="preserve"> </w:t>
       </w:r>
       <w:r>
-        <w:t xml:space="preserve">(Hogg et al. 2019, sec. 9.2, p. 440)</w:t>
+        <w:t xml:space="preserve">[2, Sec. 9.2], p. 440</w:t>
       </w:r>
       <w:r>
         <w:t xml:space="preserve">.</w:t>
@@ -3503,7 +3503,7 @@
         </w:numPr>
       </w:pPr>
       <w:r>
-        <w:t xml:space="preserve">Hogg et al. (2019, sec. 9.1, pp. 425–434)</w:t>
+        <w:t xml:space="preserve">Hogg et al. [2, Sec. 9.1], pp. 425–434</w:t>
       </w:r>
       <w:r>
         <w:t xml:space="preserve"> </w:t>
@@ -3521,7 +3521,7 @@
         </w:numPr>
       </w:pPr>
       <w:r>
-        <w:t xml:space="preserve">Hogg et al. (2019, sec. 9.2, pp. 435–445)</w:t>
+        <w:t xml:space="preserve">Hogg et al. [2, Sec. 9.2], pp. 435–445</w:t>
       </w:r>
       <w:r>
         <w:t xml:space="preserve"> </w:t>
@@ -3539,7 +3539,7 @@
         </w:numPr>
       </w:pPr>
       <w:r>
-        <w:t xml:space="preserve">Rice (2007, sec. 13.3, pp. 516–519)</w:t>
+        <w:t xml:space="preserve">Rice [5, Sec. 13.3], pp. 516–519</w:t>
       </w:r>
       <w:r>
         <w:t xml:space="preserve"> </w:t>
@@ -3557,7 +3557,7 @@
         </w:numPr>
       </w:pPr>
       <w:r>
-        <w:t xml:space="preserve">Rice (2007, sec. 13.4, pp. 520–522)</w:t>
+        <w:t xml:space="preserve">Rice [5, Sec. 13.4], pp. 520–522</w:t>
       </w:r>
       <w:r>
         <w:t xml:space="preserve"> </w:t>
@@ -3575,7 +3575,7 @@
         </w:numPr>
       </w:pPr>
       <w:r>
-        <w:t xml:space="preserve">Rice (2007, sec. 9.5, pp. 341–346)</w:t>
+        <w:t xml:space="preserve">Rice [5, Sec. 9.5], pp. 341–346</w:t>
       </w:r>
       <w:r>
         <w:t xml:space="preserve"> </w:t>
@@ -4988,7 +4988,7 @@
         <w:pStyle w:val="BodyText"/>
       </w:pPr>
       <w:r>
-        <w:t xml:space="preserve">Rice (2007, sec. 13.2, pp. 514–515)</w:t>
+        <w:t xml:space="preserve">Rice [5, Sec. 13.2], pp. 514–515</w:t>
       </w:r>
       <w:r>
         <w:t xml:space="preserve"> </w:t>
@@ -5081,7 +5081,7 @@
         <w:pStyle w:val="BodyText"/>
       </w:pPr>
       <w:r>
-        <w:t xml:space="preserve">Rice (2007, sec. 13.6, pp. 526–529)</w:t>
+        <w:t xml:space="preserve">Rice [5, Sec. 13.6], pp. 526–529</w:t>
       </w:r>
       <w:r>
         <w:t xml:space="preserve"> </w:t>
@@ -5109,7 +5109,7 @@
         </w:numPr>
       </w:pPr>
       <w:r>
-        <w:t xml:space="preserve">Wikipedia contributors (2026c)</w:t>
+        <w:t xml:space="preserve">Wikipedia contributors [4]</w:t>
       </w:r>
       <w:r>
         <w:t xml:space="preserve"> </w:t>
@@ -5126,7 +5126,7 @@
         </w:numPr>
       </w:pPr>
       <w:r>
-        <w:t xml:space="preserve">Wikipedia contributors (2026b)</w:t>
+        <w:t xml:space="preserve">Wikipedia contributors [6]</w:t>
       </w:r>
       <w:r>
         <w:t xml:space="preserve"> </w:t>
@@ -5143,7 +5143,7 @@
         </w:numPr>
       </w:pPr>
       <w:r>
-        <w:t xml:space="preserve">Wikipedia contributors (2026a)</w:t>
+        <w:t xml:space="preserve">Wikipedia contributors [3]</w:t>
       </w:r>
       <w:r>
         <w:t xml:space="preserve"> </w:t>
@@ -5163,13 +5163,22 @@
       </w:r>
     </w:p>
     <w:bookmarkStart w:id="43" w:name="refs"/>
-    <w:bookmarkStart w:id="33" w:name="ref-hoggtanis2015"/>
+    <w:bookmarkStart w:id="34" w:name="ref-vittinghoff2e"/>
     <w:p>
       <w:pPr>
         <w:pStyle w:val="Bibliography"/>
       </w:pPr>
       <w:r>
-        <w:t xml:space="preserve">Hogg, Robert V., Elliot A. Tanis, and Dale L. Zimmerman. 2019.</w:t>
+        <w:t xml:space="preserve">[1]</w:t>
+      </w:r>
+      <w:r>
+        <w:t xml:space="preserve"> </w:t>
+      </w:r>
+      <w:r>
+        <w:t xml:space="preserve">	</w:t>
+      </w:r>
+      <w:r>
+        <w:t xml:space="preserve">E. Vittinghoff, D. V. Glidden, S. C. Shiboski, and C. E. McCulloch,</w:t>
       </w:r>
       <w:r>
         <w:t xml:space="preserve"> </w:t>
@@ -5179,80 +5188,43 @@
           <w:i/>
           <w:iCs/>
         </w:rPr>
-        <w:t xml:space="preserve">Probability and Statistical Inference</w:t>
-      </w:r>
-      <w:r>
-        <w:t xml:space="preserve">. Tenth edition. Pearson.</w:t>
-      </w:r>
-    </w:p>
-    <w:bookmarkEnd w:id="33"/>
-    <w:bookmarkStart w:id="34" w:name="ref-rice2007mathematical"/>
-    <w:p>
-      <w:pPr>
-        <w:pStyle w:val="Bibliography"/>
-      </w:pPr>
-      <w:r>
-        <w:t xml:space="preserve">Rice, John A. 2007.</w:t>
-      </w:r>
-      <w:r>
-        <w:t xml:space="preserve"> </w:t>
-      </w:r>
-      <w:r>
-        <w:rPr>
-          <w:i/>
-          <w:iCs/>
-        </w:rPr>
-        <w:t xml:space="preserve">Mathematical Statistics and Data Analysis</w:t>
-      </w:r>
-      <w:r>
-        <w:t xml:space="preserve">. 3rd ed. Cengage Learning.</w:t>
-      </w:r>
-    </w:p>
-    <w:bookmarkEnd w:id="34"/>
-    <w:bookmarkStart w:id="36" w:name="ref-vittinghoff2e"/>
-    <w:p>
-      <w:pPr>
-        <w:pStyle w:val="Bibliography"/>
-      </w:pPr>
-      <w:r>
-        <w:t xml:space="preserve">Vittinghoff, Eric, David V Glidden, Stephen C Shiboski, and Charles E McCulloch. 2012.</w:t>
-      </w:r>
-      <w:r>
-        <w:t xml:space="preserve"> </w:t>
-      </w:r>
-      <w:r>
-        <w:rPr>
-          <w:i/>
-          <w:iCs/>
-        </w:rPr>
-        <w:t xml:space="preserve">Regression Methods in Biostatistics: Linear, Logistic, Survival, and Repeated Measures Models</w:t>
-      </w:r>
-      <w:r>
-        <w:t xml:space="preserve">. 2nd ed. Springer.</w:t>
-      </w:r>
-      <w:r>
-        <w:t xml:space="preserve"> </w:t>
-      </w:r>
-      <w:hyperlink r:id="rId35">
+        <w:t xml:space="preserve">Regression methods in biostatistics: Linear, logistic, survival, and repeated measures models</w:t>
+      </w:r>
+      <w:r>
+        <w:t xml:space="preserve">, 2nd ed. Springer, 2012. doi:</w:t>
+      </w:r>
+      <w:r>
+        <w:t xml:space="preserve"> </w:t>
+      </w:r>
+      <w:hyperlink r:id="rId33">
         <w:r>
           <w:rPr>
             <w:rStyle w:val="Hyperlink"/>
           </w:rPr>
-          <w:t xml:space="preserve">https://doi.org/10.1007/978-1-4614-1353-0</w:t>
+          <w:t xml:space="preserve">10.1007/978-1-4614-1353-0</w:t>
         </w:r>
       </w:hyperlink>
       <w:r>
         <w:t xml:space="preserve">.</w:t>
       </w:r>
     </w:p>
-    <w:bookmarkEnd w:id="36"/>
-    <w:bookmarkStart w:id="38" w:name="ref-wikipedia_contingency_table"/>
+    <w:bookmarkEnd w:id="34"/>
+    <w:bookmarkStart w:id="35" w:name="ref-hoggtanis2015"/>
     <w:p>
       <w:pPr>
         <w:pStyle w:val="Bibliography"/>
       </w:pPr>
       <w:r>
-        <w:t xml:space="preserve">Wikipedia contributors. 2026a.</w:t>
+        <w:t xml:space="preserve">[2]</w:t>
+      </w:r>
+      <w:r>
+        <w:t xml:space="preserve"> </w:t>
+      </w:r>
+      <w:r>
+        <w:t xml:space="preserve">	</w:t>
+      </w:r>
+      <w:r>
+        <w:t xml:space="preserve">R. V. Hogg, E. A. Tanis, and D. L. Zimmerman,</w:t>
       </w:r>
       <w:r>
         <w:t xml:space="preserve"> </w:t>
@@ -5262,50 +5234,61 @@
           <w:i/>
           <w:iCs/>
         </w:rPr>
-        <w:t xml:space="preserve">Contingency Table —</w:t>
-      </w:r>
-      <w:r>
-        <w:rPr>
-          <w:i/>
-          <w:iCs/>
-        </w:rPr>
-        <w:t xml:space="preserve"> </w:t>
-      </w:r>
-      <w:r>
-        <w:rPr>
-          <w:i/>
-          <w:iCs/>
-        </w:rPr>
+        <w:t xml:space="preserve">Probability and statistical inference</w:t>
+      </w:r>
+      <w:r>
+        <w:t xml:space="preserve">, Tenth edition. Boston: Pearson, 2019.</w:t>
+      </w:r>
+    </w:p>
+    <w:bookmarkEnd w:id="35"/>
+    <w:bookmarkStart w:id="37" w:name="ref-wikipedia_contingency_table"/>
+    <w:p>
+      <w:pPr>
+        <w:pStyle w:val="Bibliography"/>
+      </w:pPr>
+      <w:r>
+        <w:t xml:space="preserve">[3]</w:t>
+      </w:r>
+      <w:r>
+        <w:t xml:space="preserve"> </w:t>
+      </w:r>
+      <w:r>
+        <w:t xml:space="preserve">	</w:t>
+      </w:r>
+      <w:r>
+        <w:t xml:space="preserve">Wikipedia contributors,</w:t>
+      </w:r>
+      <w:r>
+        <w:t xml:space="preserve"> </w:t>
+      </w:r>
+      <w:r>
+        <w:t xml:space="preserve">“Contingency table —</w:t>
+      </w:r>
+      <w:r>
+        <w:t xml:space="preserve"> </w:t>
+      </w:r>
+      <w:r>
         <w:t xml:space="preserve">Wikipedia</w:t>
       </w:r>
       <w:r>
-        <w:rPr>
-          <w:i/>
-          <w:iCs/>
-        </w:rPr>
         <w:t xml:space="preserve">,</w:t>
       </w:r>
       <w:r>
-        <w:rPr>
-          <w:i/>
-          <w:iCs/>
-        </w:rPr>
-        <w:t xml:space="preserve"> </w:t>
-      </w:r>
-      <w:r>
-        <w:rPr>
-          <w:i/>
-          <w:iCs/>
-        </w:rPr>
-        <w:t xml:space="preserve">the Free Encyclopedia</w:t>
-      </w:r>
-      <w:r>
-        <w:t xml:space="preserve">.</w:t>
-      </w:r>
-      <w:r>
-        <w:t xml:space="preserve"> </w:t>
-      </w:r>
-      <w:hyperlink r:id="rId37">
+        <w:t xml:space="preserve"> </w:t>
+      </w:r>
+      <w:r>
+        <w:t xml:space="preserve">the free encyclopedia.”</w:t>
+      </w:r>
+      <w:r>
+        <w:t xml:space="preserve"> </w:t>
+      </w:r>
+      <w:r>
+        <w:t xml:space="preserve">2026. Available:</w:t>
+      </w:r>
+      <w:r>
+        <w:t xml:space="preserve"> </w:t>
+      </w:r>
+      <w:hyperlink r:id="rId36">
         <w:r>
           <w:rPr>
             <w:rStyle w:val="Hyperlink"/>
@@ -5313,18 +5296,81 @@
           <w:t xml:space="preserve">https://en.wikipedia.org/wiki/Contingency_table</w:t>
         </w:r>
       </w:hyperlink>
-      <w:r>
-        <w:t xml:space="preserve">.</w:t>
-      </w:r>
     </w:p>
-    <w:bookmarkEnd w:id="38"/>
-    <w:bookmarkStart w:id="40" w:name="ref-wikipedia_fishers_exact_test"/>
+    <w:bookmarkEnd w:id="37"/>
+    <w:bookmarkStart w:id="39" w:name="ref-wikipedia_pearsons_chi_squared_test"/>
     <w:p>
       <w:pPr>
         <w:pStyle w:val="Bibliography"/>
       </w:pPr>
       <w:r>
-        <w:t xml:space="preserve">Wikipedia contributors. 2026b.</w:t>
+        <w:t xml:space="preserve">[4]</w:t>
+      </w:r>
+      <w:r>
+        <w:t xml:space="preserve"> </w:t>
+      </w:r>
+      <w:r>
+        <w:t xml:space="preserve">	</w:t>
+      </w:r>
+      <w:r>
+        <w:t xml:space="preserve">Wikipedia contributors,</w:t>
+      </w:r>
+      <w:r>
+        <w:t xml:space="preserve"> </w:t>
+      </w:r>
+      <w:r>
+        <w:t xml:space="preserve">“Pearson’s chi-squared test —</w:t>
+      </w:r>
+      <w:r>
+        <w:t xml:space="preserve"> </w:t>
+      </w:r>
+      <w:r>
+        <w:t xml:space="preserve">Wikipedia</w:t>
+      </w:r>
+      <w:r>
+        <w:t xml:space="preserve">,</w:t>
+      </w:r>
+      <w:r>
+        <w:t xml:space="preserve"> </w:t>
+      </w:r>
+      <w:r>
+        <w:t xml:space="preserve">the free encyclopedia.”</w:t>
+      </w:r>
+      <w:r>
+        <w:t xml:space="preserve"> </w:t>
+      </w:r>
+      <w:r>
+        <w:t xml:space="preserve">2026. Available:</w:t>
+      </w:r>
+      <w:r>
+        <w:t xml:space="preserve"> </w:t>
+      </w:r>
+      <w:hyperlink r:id="rId38">
+        <w:r>
+          <w:rPr>
+            <w:rStyle w:val="Hyperlink"/>
+          </w:rPr>
+          <w:t xml:space="preserve">https://en.wikipedia.org/wiki/Pearson%27s_chi-squared_test</w:t>
+        </w:r>
+      </w:hyperlink>
+    </w:p>
+    <w:bookmarkEnd w:id="39"/>
+    <w:bookmarkStart w:id="40" w:name="ref-rice2007mathematical"/>
+    <w:p>
+      <w:pPr>
+        <w:pStyle w:val="Bibliography"/>
+      </w:pPr>
+      <w:r>
+        <w:t xml:space="preserve">[5]</w:t>
+      </w:r>
+      <w:r>
+        <w:t xml:space="preserve"> </w:t>
+      </w:r>
+      <w:r>
+        <w:t xml:space="preserve">	</w:t>
+      </w:r>
+      <w:r>
+        <w:t xml:space="preserve">J. A. Rice,</w:t>
       </w:r>
       <w:r>
         <w:t xml:space="preserve"> </w:t>
@@ -5334,50 +5380,61 @@
           <w:i/>
           <w:iCs/>
         </w:rPr>
-        <w:t xml:space="preserve">Fisher’s Exact Test —</w:t>
-      </w:r>
-      <w:r>
-        <w:rPr>
-          <w:i/>
-          <w:iCs/>
-        </w:rPr>
-        <w:t xml:space="preserve"> </w:t>
-      </w:r>
-      <w:r>
-        <w:rPr>
-          <w:i/>
-          <w:iCs/>
-        </w:rPr>
+        <w:t xml:space="preserve">Mathematical statistics and data analysis</w:t>
+      </w:r>
+      <w:r>
+        <w:t xml:space="preserve">, 3rd ed. Belmont, CA: Cengage Learning, 2007.</w:t>
+      </w:r>
+    </w:p>
+    <w:bookmarkEnd w:id="40"/>
+    <w:bookmarkStart w:id="42" w:name="ref-wikipedia_fishers_exact_test"/>
+    <w:p>
+      <w:pPr>
+        <w:pStyle w:val="Bibliography"/>
+      </w:pPr>
+      <w:r>
+        <w:t xml:space="preserve">[6]</w:t>
+      </w:r>
+      <w:r>
+        <w:t xml:space="preserve"> </w:t>
+      </w:r>
+      <w:r>
+        <w:t xml:space="preserve">	</w:t>
+      </w:r>
+      <w:r>
+        <w:t xml:space="preserve">Wikipedia contributors,</w:t>
+      </w:r>
+      <w:r>
+        <w:t xml:space="preserve"> </w:t>
+      </w:r>
+      <w:r>
+        <w:t xml:space="preserve">“Fisher’s exact test —</w:t>
+      </w:r>
+      <w:r>
+        <w:t xml:space="preserve"> </w:t>
+      </w:r>
+      <w:r>
         <w:t xml:space="preserve">Wikipedia</w:t>
       </w:r>
       <w:r>
-        <w:rPr>
-          <w:i/>
-          <w:iCs/>
-        </w:rPr>
         <w:t xml:space="preserve">,</w:t>
       </w:r>
       <w:r>
-        <w:rPr>
-          <w:i/>
-          <w:iCs/>
-        </w:rPr>
-        <w:t xml:space="preserve"> </w:t>
-      </w:r>
-      <w:r>
-        <w:rPr>
-          <w:i/>
-          <w:iCs/>
-        </w:rPr>
-        <w:t xml:space="preserve">the Free Encyclopedia</w:t>
-      </w:r>
-      <w:r>
-        <w:t xml:space="preserve">.</w:t>
-      </w:r>
-      <w:r>
-        <w:t xml:space="preserve"> </w:t>
-      </w:r>
-      <w:hyperlink r:id="rId39">
+        <w:t xml:space="preserve"> </w:t>
+      </w:r>
+      <w:r>
+        <w:t xml:space="preserve">the free encyclopedia.”</w:t>
+      </w:r>
+      <w:r>
+        <w:t xml:space="preserve"> </w:t>
+      </w:r>
+      <w:r>
+        <w:t xml:space="preserve">2026. Available:</w:t>
+      </w:r>
+      <w:r>
+        <w:t xml:space="preserve"> </w:t>
+      </w:r>
+      <w:hyperlink r:id="rId41">
         <w:r>
           <w:rPr>
             <w:rStyle w:val="Hyperlink"/>
@@ -5385,81 +5442,6 @@
           <w:t xml:space="preserve">https://en.wikipedia.org/wiki/Fisher%27s_exact_test</w:t>
         </w:r>
       </w:hyperlink>
-      <w:r>
-        <w:t xml:space="preserve">.</w:t>
-      </w:r>
-    </w:p>
-    <w:bookmarkEnd w:id="40"/>
-    <w:bookmarkStart w:id="42" w:name="ref-wikipedia_pearsons_chi_squared_test"/>
-    <w:p>
-      <w:pPr>
-        <w:pStyle w:val="Bibliography"/>
-      </w:pPr>
-      <w:r>
-        <w:t xml:space="preserve">Wikipedia contributors. 2026c.</w:t>
-      </w:r>
-      <w:r>
-        <w:t xml:space="preserve"> </w:t>
-      </w:r>
-      <w:r>
-        <w:rPr>
-          <w:i/>
-          <w:iCs/>
-        </w:rPr>
-        <w:t xml:space="preserve">Pearson’s Chi-Squared Test —</w:t>
-      </w:r>
-      <w:r>
-        <w:rPr>
-          <w:i/>
-          <w:iCs/>
-        </w:rPr>
-        <w:t xml:space="preserve"> </w:t>
-      </w:r>
-      <w:r>
-        <w:rPr>
-          <w:i/>
-          <w:iCs/>
-        </w:rPr>
-        <w:t xml:space="preserve">Wikipedia</w:t>
-      </w:r>
-      <w:r>
-        <w:rPr>
-          <w:i/>
-          <w:iCs/>
-        </w:rPr>
-        <w:t xml:space="preserve">,</w:t>
-      </w:r>
-      <w:r>
-        <w:rPr>
-          <w:i/>
-          <w:iCs/>
-        </w:rPr>
-        <w:t xml:space="preserve"> </w:t>
-      </w:r>
-      <w:r>
-        <w:rPr>
-          <w:i/>
-          <w:iCs/>
-        </w:rPr>
-        <w:t xml:space="preserve">the Free Encyclopedia</w:t>
-      </w:r>
-      <w:r>
-        <w:t xml:space="preserve">.</w:t>
-      </w:r>
-      <w:r>
-        <w:t xml:space="preserve"> </w:t>
-      </w:r>
-      <w:hyperlink r:id="rId41">
-        <w:r>
-          <w:rPr>
-            <w:rStyle w:val="Hyperlink"/>
-          </w:rPr>
-          <w:t xml:space="preserve">https://en.wikipedia.org/wiki/Pearson%27s_chi-squared_test</w:t>
-        </w:r>
-      </w:hyperlink>
-      <w:r>
-        <w:t xml:space="preserve">.</w:t>
-      </w:r>
     </w:p>
     <w:bookmarkEnd w:id="42"/>
     <w:bookmarkEnd w:id="43"/>
